--- a/ShubhankarResume.docx
+++ b/ShubhankarResume.docx
@@ -1,6 +1,6 @@
 
 <file path=word/document.xml><?xml version="1.0" encoding="utf-8"?>
-<w:document xmlns:wpc="http://schemas.microsoft.com/office/word/2010/wordprocessingCanvas" xmlns:mc="http://schemas.openxmlformats.org/markup-compatibility/2006" xmlns:o="urn:schemas-microsoft-com:office:office" xmlns:r="http://schemas.openxmlformats.org/officeDocument/2006/relationships" xmlns:m="http://schemas.openxmlformats.org/officeDocument/2006/math" xmlns:v="urn:schemas-microsoft-com:vml" xmlns:wp14="http://schemas.microsoft.com/office/word/2010/wordprocessingDrawing" xmlns:wp="http://schemas.openxmlformats.org/drawingml/2006/wordprocessingDrawing" xmlns:w="http://schemas.openxmlformats.org/wordprocessingml/2006/main" xmlns:w14="http://schemas.microsoft.com/office/word/2010/wordml" xmlns:w10="urn:schemas-microsoft-com:office:word" xmlns:w15="http://schemas.microsoft.com/office/word/2012/wordml" xmlns:wpg="http://schemas.microsoft.com/office/word/2010/wordprocessingGroup" xmlns:wpi="http://schemas.microsoft.com/office/word/2010/wordprocessingInk" xmlns:wne="http://schemas.microsoft.com/office/word/2006/wordml" xmlns:wps="http://schemas.microsoft.com/office/word/2010/wordprocessingShape" xmlns:wpsCustomData="http://www.wps.cn/officeDocument/2013/wpsCustomData" mc:Ignorable="w14 w15 wp14">
+<w:document xmlns:wpc="http://schemas.microsoft.com/office/word/2010/wordprocessingCanvas" xmlns:cx="http://schemas.microsoft.com/office/drawing/2014/chartex" xmlns:cx1="http://schemas.microsoft.com/office/drawing/2015/9/8/chartex" xmlns:cx2="http://schemas.microsoft.com/office/drawing/2015/10/21/chartex" xmlns:cx3="http://schemas.microsoft.com/office/drawing/2016/5/9/chartex" xmlns:cx4="http://schemas.microsoft.com/office/drawing/2016/5/10/chartex" xmlns:cx5="http://schemas.microsoft.com/office/drawing/2016/5/11/chartex" xmlns:cx6="http://schemas.microsoft.com/office/drawing/2016/5/12/chartex" xmlns:cx7="http://schemas.microsoft.com/office/drawing/2016/5/13/chartex" xmlns:cx8="http://schemas.microsoft.com/office/drawing/2016/5/14/chartex" xmlns:mc="http://schemas.openxmlformats.org/markup-compatibility/2006" xmlns:o="urn:schemas-microsoft-com:office:office" xmlns:r="http://schemas.openxmlformats.org/officeDocument/2006/relationships" xmlns:m="http://schemas.openxmlformats.org/officeDocument/2006/math" xmlns:v="urn:schemas-microsoft-com:vml" xmlns:wp14="http://schemas.microsoft.com/office/word/2010/wordprocessingDrawing" xmlns:wp="http://schemas.openxmlformats.org/drawingml/2006/wordprocessingDrawing" xmlns:w="http://schemas.openxmlformats.org/wordprocessingml/2006/main" xmlns:w14="http://schemas.microsoft.com/office/word/2010/wordml" xmlns:w10="urn:schemas-microsoft-com:office:word" xmlns:w15="http://schemas.microsoft.com/office/word/2012/wordml" xmlns:wpg="http://schemas.microsoft.com/office/word/2010/wordprocessingGroup" xmlns:wpi="http://schemas.microsoft.com/office/word/2010/wordprocessingInk" xmlns:wne="http://schemas.microsoft.com/office/word/2006/wordml" xmlns:wps="http://schemas.microsoft.com/office/word/2010/wordprocessingShape" xmlns:wpsCustomData="http://www.wps.cn/officeDocument/2013/wpsCustomData" mc:Ignorable="w14 w15 wp14">
   <w:background w:color="FFFFFF"/>
   <w:body>
     <w:p>
@@ -79,7 +79,23 @@
         <w:rPr>
           <w:rStyle w:val="13"/>
         </w:rPr>
-        <w:t>shubhankars925@gmail.com</w:t>
+        <w:t>shubhankars</w:t>
+      </w:r>
+      <w:r>
+        <w:rPr>
+          <w:rStyle w:val="13"/>
+          <w:rFonts w:hint="default"/>
+          <w:lang w:val="en-IN"/>
+        </w:rPr>
+        <w:t>rivastava54</w:t>
+      </w:r>
+      <w:bookmarkStart w:id="0" w:name="_GoBack"/>
+      <w:bookmarkEnd w:id="0"/>
+      <w:r>
+        <w:rPr>
+          <w:rStyle w:val="13"/>
+        </w:rPr>
+        <w:t>@gmail.com</w:t>
       </w:r>
       <w:r>
         <w:rPr>
@@ -567,8 +583,6 @@
       <w:r>
         <w:t xml:space="preserve"> – Internshala</w:t>
       </w:r>
-      <w:bookmarkStart w:id="0" w:name="_GoBack"/>
-      <w:bookmarkEnd w:id="0"/>
     </w:p>
     <w:p>
       <w:pPr>
@@ -615,6 +629,31 @@
     <w:p>
       <w:pPr>
         <w:pStyle w:val="14"/>
+        <w:numPr>
+          <w:ilvl w:val="0"/>
+          <w:numId w:val="2"/>
+        </w:numPr>
+      </w:pPr>
+      <w:r>
+        <w:rPr>
+          <w:rFonts w:hint="default"/>
+          <w:b/>
+          <w:bCs/>
+          <w:lang w:val="en-IN"/>
+        </w:rPr>
+        <w:t xml:space="preserve">  Spring Boot</w:t>
+      </w:r>
+      <w:r>
+        <w:rPr>
+          <w:rFonts w:hint="default"/>
+          <w:lang w:val="en-IN"/>
+        </w:rPr>
+        <w:t>-Scaler</w:t>
+      </w:r>
+    </w:p>
+    <w:p>
+      <w:pPr>
+        <w:pStyle w:val="14"/>
         <w:tabs>
           <w:tab w:val="left" w:pos="9360"/>
         </w:tabs>
@@ -636,26 +675,6 @@
           <w:b/>
         </w:rPr>
         <w:tab/>
-      </w:r>
-    </w:p>
-    <w:p>
-      <w:pPr>
-        <w:pStyle w:val="14"/>
-      </w:pPr>
-      <w:r>
-        <w:rPr>
-          <w:rStyle w:val="15"/>
-        </w:rPr>
-        <w:t>1. Employee Management System</w:t>
-      </w:r>
-      <w:r>
-        <w:t xml:space="preserve"> </w:t>
-      </w:r>
-      <w:r>
-        <w:rPr>
-          <w:rStyle w:val="10"/>
-        </w:rPr>
-        <w:t>(Html,Css,Bootstrap,Java(CRUD))</w:t>
       </w:r>
     </w:p>
     <w:p>
@@ -667,7 +686,33 @@
         </w:numPr>
       </w:pPr>
       <w:r>
-        <w:t>Developed a desktop application to manage student records with CRUD operations.</w:t>
+        <w:rPr>
+          <w:rStyle w:val="15"/>
+        </w:rPr>
+        <w:t>Employee Management System</w:t>
+      </w:r>
+      <w:r>
+        <w:t xml:space="preserve"> </w:t>
+      </w:r>
+      <w:r>
+        <w:rPr>
+          <w:rStyle w:val="10"/>
+        </w:rPr>
+        <w:t>(</w:t>
+      </w:r>
+      <w:r>
+        <w:rPr>
+          <w:rStyle w:val="10"/>
+          <w:rFonts w:hint="default"/>
+          <w:lang w:val="en-IN"/>
+        </w:rPr>
+        <w:t>React js,SpringBoot</w:t>
+      </w:r>
+      <w:r>
+        <w:rPr>
+          <w:rStyle w:val="10"/>
+        </w:rPr>
+        <w:t>)</w:t>
       </w:r>
     </w:p>
     <w:p>
@@ -679,18 +724,18 @@
         </w:numPr>
       </w:pPr>
       <w:r>
-        <w:t>Implemented authentication and search functionalities for better usability.</w:t>
-      </w:r>
-    </w:p>
-    <w:p>
-      <w:pPr>
-        <w:pStyle w:val="14"/>
-      </w:pPr>
-      <w:r>
         <w:rPr>
           <w:rStyle w:val="15"/>
-        </w:rPr>
-        <w:t>2. Rapid Mart Application</w:t>
+          <w:rFonts w:hint="default"/>
+          <w:lang w:val="en-IN"/>
+        </w:rPr>
+        <w:t>Amusement Park</w:t>
+      </w:r>
+      <w:r>
+        <w:rPr>
+          <w:rStyle w:val="15"/>
+        </w:rPr>
+        <w:t xml:space="preserve"> Application</w:t>
       </w:r>
       <w:r>
         <w:rPr>
@@ -704,11 +749,53 @@
         <w:pStyle w:val="14"/>
         <w:numPr>
           <w:ilvl w:val="0"/>
-          <w:numId w:val="4"/>
+          <w:numId w:val="3"/>
         </w:numPr>
       </w:pPr>
       <w:r>
-        <w:t>Built an application to automate employee salary calculations and generate reports.</w:t>
+        <w:rPr>
+          <w:rStyle w:val="10"/>
+          <w:rFonts w:hint="default"/>
+          <w:b/>
+          <w:bCs/>
+          <w:lang w:val="en-IN"/>
+        </w:rPr>
+        <w:t>Real Time Chat Box</w:t>
+      </w:r>
+      <w:r>
+        <w:rPr>
+          <w:rStyle w:val="10"/>
+          <w:rFonts w:hint="default"/>
+          <w:lang w:val="en-IN"/>
+        </w:rPr>
+        <w:t>(SpringBoot,Websocket,Themealeaf,Docker)</w:t>
+      </w:r>
+    </w:p>
+    <w:p>
+      <w:pPr>
+        <w:pStyle w:val="14"/>
+        <w:numPr>
+          <w:ilvl w:val="0"/>
+          <w:numId w:val="3"/>
+        </w:numPr>
+      </w:pPr>
+      <w:r>
+        <w:rPr>
+          <w:rStyle w:val="10"/>
+          <w:rFonts w:hint="default"/>
+          <w:b/>
+          <w:bCs/>
+          <w:lang w:val="en-IN"/>
+        </w:rPr>
+        <w:t>Skill Matrix</w:t>
+      </w:r>
+      <w:r>
+        <w:rPr>
+          <w:rStyle w:val="10"/>
+          <w:rFonts w:hint="default"/>
+          <w:lang w:val="en-IN"/>
+        </w:rPr>
+        <w:t>(HTML,CSS,Bootstrap,Java(CRUD))</w:t>
       </w:r>
     </w:p>
     <w:p>
@@ -783,155 +870,6 @@
 <file path=word/numbering.xml><?xml version="1.0" encoding="utf-8"?>
 <w:numbering xmlns:wpc="http://schemas.microsoft.com/office/word/2010/wordprocessingCanvas" xmlns:mc="http://schemas.openxmlformats.org/markup-compatibility/2006" xmlns:o="urn:schemas-microsoft-com:office:office" xmlns:r="http://schemas.openxmlformats.org/officeDocument/2006/relationships" xmlns:m="http://schemas.openxmlformats.org/officeDocument/2006/math" xmlns:v="urn:schemas-microsoft-com:vml" xmlns:wp14="http://schemas.microsoft.com/office/word/2010/wordprocessingDrawing" xmlns:wp="http://schemas.openxmlformats.org/drawingml/2006/wordprocessingDrawing" xmlns:w10="urn:schemas-microsoft-com:office:word" xmlns:w="http://schemas.openxmlformats.org/wordprocessingml/2006/main" xmlns:w14="http://schemas.microsoft.com/office/word/2010/wordml" xmlns:wpg="http://schemas.microsoft.com/office/word/2010/wordprocessingGroup" xmlns:wpi="http://schemas.microsoft.com/office/word/2010/wordprocessingInk" xmlns:wne="http://schemas.microsoft.com/office/word/2006/wordml" xmlns:wps="http://schemas.microsoft.com/office/word/2010/wordprocessingShape" xmlns:wpsCustomData="http://www.wps.cn/officeDocument/2013/wpsCustomData" mc:Ignorable="w14 wp14">
   <w:abstractNum w:abstractNumId="0">
-    <w:nsid w:val="228F10DB"/>
-    <w:multiLevelType w:val="multilevel"/>
-    <w:tmpl w:val="228F10DB"/>
-    <w:lvl w:ilvl="0" w:tentative="0">
-      <w:start w:val="1"/>
-      <w:numFmt w:val="bullet"/>
-      <w:lvlText w:val=""/>
-      <w:lvlJc w:val="left"/>
-      <w:pPr>
-        <w:tabs>
-          <w:tab w:val="left" w:pos="720"/>
-        </w:tabs>
-        <w:ind w:left="720" w:hanging="360"/>
-      </w:pPr>
-      <w:rPr>
-        <w:rFonts w:hint="default" w:ascii="Symbol" w:hAnsi="Symbol"/>
-        <w:sz w:val="20"/>
-      </w:rPr>
-    </w:lvl>
-    <w:lvl w:ilvl="1" w:tentative="0">
-      <w:start w:val="1"/>
-      <w:numFmt w:val="bullet"/>
-      <w:lvlText w:val="o"/>
-      <w:lvlJc w:val="left"/>
-      <w:pPr>
-        <w:tabs>
-          <w:tab w:val="left" w:pos="1440"/>
-        </w:tabs>
-        <w:ind w:left="1440" w:hanging="360"/>
-      </w:pPr>
-      <w:rPr>
-        <w:rFonts w:hint="default" w:ascii="Courier New" w:hAnsi="Courier New"/>
-        <w:sz w:val="20"/>
-      </w:rPr>
-    </w:lvl>
-    <w:lvl w:ilvl="2" w:tentative="0">
-      <w:start w:val="1"/>
-      <w:numFmt w:val="bullet"/>
-      <w:lvlText w:val=""/>
-      <w:lvlJc w:val="left"/>
-      <w:pPr>
-        <w:tabs>
-          <w:tab w:val="left" w:pos="2160"/>
-        </w:tabs>
-        <w:ind w:left="2160" w:hanging="360"/>
-      </w:pPr>
-      <w:rPr>
-        <w:rFonts w:hint="default" w:ascii="Wingdings" w:hAnsi="Wingdings"/>
-        <w:sz w:val="20"/>
-      </w:rPr>
-    </w:lvl>
-    <w:lvl w:ilvl="3" w:tentative="0">
-      <w:start w:val="1"/>
-      <w:numFmt w:val="bullet"/>
-      <w:lvlText w:val=""/>
-      <w:lvlJc w:val="left"/>
-      <w:pPr>
-        <w:tabs>
-          <w:tab w:val="left" w:pos="2880"/>
-        </w:tabs>
-        <w:ind w:left="2880" w:hanging="360"/>
-      </w:pPr>
-      <w:rPr>
-        <w:rFonts w:hint="default" w:ascii="Wingdings" w:hAnsi="Wingdings"/>
-        <w:sz w:val="20"/>
-      </w:rPr>
-    </w:lvl>
-    <w:lvl w:ilvl="4" w:tentative="0">
-      <w:start w:val="1"/>
-      <w:numFmt w:val="bullet"/>
-      <w:lvlText w:val=""/>
-      <w:lvlJc w:val="left"/>
-      <w:pPr>
-        <w:tabs>
-          <w:tab w:val="left" w:pos="3600"/>
-        </w:tabs>
-        <w:ind w:left="3600" w:hanging="360"/>
-      </w:pPr>
-      <w:rPr>
-        <w:rFonts w:hint="default" w:ascii="Wingdings" w:hAnsi="Wingdings"/>
-        <w:sz w:val="20"/>
-      </w:rPr>
-    </w:lvl>
-    <w:lvl w:ilvl="5" w:tentative="0">
-      <w:start w:val="1"/>
-      <w:numFmt w:val="bullet"/>
-      <w:lvlText w:val=""/>
-      <w:lvlJc w:val="left"/>
-      <w:pPr>
-        <w:tabs>
-          <w:tab w:val="left" w:pos="4320"/>
-        </w:tabs>
-        <w:ind w:left="4320" w:hanging="360"/>
-      </w:pPr>
-      <w:rPr>
-        <w:rFonts w:hint="default" w:ascii="Wingdings" w:hAnsi="Wingdings"/>
-        <w:sz w:val="20"/>
-      </w:rPr>
-    </w:lvl>
-    <w:lvl w:ilvl="6" w:tentative="0">
-      <w:start w:val="1"/>
-      <w:numFmt w:val="bullet"/>
-      <w:lvlText w:val=""/>
-      <w:lvlJc w:val="left"/>
-      <w:pPr>
-        <w:tabs>
-          <w:tab w:val="left" w:pos="5040"/>
-        </w:tabs>
-        <w:ind w:left="5040" w:hanging="360"/>
-      </w:pPr>
-      <w:rPr>
-        <w:rFonts w:hint="default" w:ascii="Wingdings" w:hAnsi="Wingdings"/>
-        <w:sz w:val="20"/>
-      </w:rPr>
-    </w:lvl>
-    <w:lvl w:ilvl="7" w:tentative="0">
-      <w:start w:val="1"/>
-      <w:numFmt w:val="bullet"/>
-      <w:lvlText w:val=""/>
-      <w:lvlJc w:val="left"/>
-      <w:pPr>
-        <w:tabs>
-          <w:tab w:val="left" w:pos="5760"/>
-        </w:tabs>
-        <w:ind w:left="5760" w:hanging="360"/>
-      </w:pPr>
-      <w:rPr>
-        <w:rFonts w:hint="default" w:ascii="Wingdings" w:hAnsi="Wingdings"/>
-        <w:sz w:val="20"/>
-      </w:rPr>
-    </w:lvl>
-    <w:lvl w:ilvl="8" w:tentative="0">
-      <w:start w:val="1"/>
-      <w:numFmt w:val="bullet"/>
-      <w:lvlText w:val=""/>
-      <w:lvlJc w:val="left"/>
-      <w:pPr>
-        <w:tabs>
-          <w:tab w:val="left" w:pos="6480"/>
-        </w:tabs>
-        <w:ind w:left="6480" w:hanging="360"/>
-      </w:pPr>
-      <w:rPr>
-        <w:rFonts w:hint="default" w:ascii="Wingdings" w:hAnsi="Wingdings"/>
-        <w:sz w:val="20"/>
-      </w:rPr>
-    </w:lvl>
-  </w:abstractNum>
-  <w:abstractNum w:abstractNumId="1">
     <w:nsid w:val="26391162"/>
     <w:multiLevelType w:val="multilevel"/>
     <w:tmpl w:val="26391162"/>
@@ -1044,156 +982,7 @@
       </w:rPr>
     </w:lvl>
   </w:abstractNum>
-  <w:abstractNum w:abstractNumId="2">
-    <w:nsid w:val="70F536A9"/>
-    <w:multiLevelType w:val="multilevel"/>
-    <w:tmpl w:val="70F536A9"/>
-    <w:lvl w:ilvl="0" w:tentative="0">
-      <w:start w:val="1"/>
-      <w:numFmt w:val="bullet"/>
-      <w:lvlText w:val=""/>
-      <w:lvlJc w:val="left"/>
-      <w:pPr>
-        <w:tabs>
-          <w:tab w:val="left" w:pos="720"/>
-        </w:tabs>
-        <w:ind w:left="720" w:hanging="360"/>
-      </w:pPr>
-      <w:rPr>
-        <w:rFonts w:hint="default" w:ascii="Symbol" w:hAnsi="Symbol"/>
-        <w:sz w:val="20"/>
-      </w:rPr>
-    </w:lvl>
-    <w:lvl w:ilvl="1" w:tentative="0">
-      <w:start w:val="1"/>
-      <w:numFmt w:val="bullet"/>
-      <w:lvlText w:val="o"/>
-      <w:lvlJc w:val="left"/>
-      <w:pPr>
-        <w:tabs>
-          <w:tab w:val="left" w:pos="1440"/>
-        </w:tabs>
-        <w:ind w:left="1440" w:hanging="360"/>
-      </w:pPr>
-      <w:rPr>
-        <w:rFonts w:hint="default" w:ascii="Courier New" w:hAnsi="Courier New"/>
-        <w:sz w:val="20"/>
-      </w:rPr>
-    </w:lvl>
-    <w:lvl w:ilvl="2" w:tentative="0">
-      <w:start w:val="1"/>
-      <w:numFmt w:val="bullet"/>
-      <w:lvlText w:val=""/>
-      <w:lvlJc w:val="left"/>
-      <w:pPr>
-        <w:tabs>
-          <w:tab w:val="left" w:pos="2160"/>
-        </w:tabs>
-        <w:ind w:left="2160" w:hanging="360"/>
-      </w:pPr>
-      <w:rPr>
-        <w:rFonts w:hint="default" w:ascii="Wingdings" w:hAnsi="Wingdings"/>
-        <w:sz w:val="20"/>
-      </w:rPr>
-    </w:lvl>
-    <w:lvl w:ilvl="3" w:tentative="0">
-      <w:start w:val="1"/>
-      <w:numFmt w:val="bullet"/>
-      <w:lvlText w:val=""/>
-      <w:lvlJc w:val="left"/>
-      <w:pPr>
-        <w:tabs>
-          <w:tab w:val="left" w:pos="2880"/>
-        </w:tabs>
-        <w:ind w:left="2880" w:hanging="360"/>
-      </w:pPr>
-      <w:rPr>
-        <w:rFonts w:hint="default" w:ascii="Wingdings" w:hAnsi="Wingdings"/>
-        <w:sz w:val="20"/>
-      </w:rPr>
-    </w:lvl>
-    <w:lvl w:ilvl="4" w:tentative="0">
-      <w:start w:val="1"/>
-      <w:numFmt w:val="bullet"/>
-      <w:lvlText w:val=""/>
-      <w:lvlJc w:val="left"/>
-      <w:pPr>
-        <w:tabs>
-          <w:tab w:val="left" w:pos="3600"/>
-        </w:tabs>
-        <w:ind w:left="3600" w:hanging="360"/>
-      </w:pPr>
-      <w:rPr>
-        <w:rFonts w:hint="default" w:ascii="Wingdings" w:hAnsi="Wingdings"/>
-        <w:sz w:val="20"/>
-      </w:rPr>
-    </w:lvl>
-    <w:lvl w:ilvl="5" w:tentative="0">
-      <w:start w:val="1"/>
-      <w:numFmt w:val="bullet"/>
-      <w:lvlText w:val=""/>
-      <w:lvlJc w:val="left"/>
-      <w:pPr>
-        <w:tabs>
-          <w:tab w:val="left" w:pos="4320"/>
-        </w:tabs>
-        <w:ind w:left="4320" w:hanging="360"/>
-      </w:pPr>
-      <w:rPr>
-        <w:rFonts w:hint="default" w:ascii="Wingdings" w:hAnsi="Wingdings"/>
-        <w:sz w:val="20"/>
-      </w:rPr>
-    </w:lvl>
-    <w:lvl w:ilvl="6" w:tentative="0">
-      <w:start w:val="1"/>
-      <w:numFmt w:val="bullet"/>
-      <w:lvlText w:val=""/>
-      <w:lvlJc w:val="left"/>
-      <w:pPr>
-        <w:tabs>
-          <w:tab w:val="left" w:pos="5040"/>
-        </w:tabs>
-        <w:ind w:left="5040" w:hanging="360"/>
-      </w:pPr>
-      <w:rPr>
-        <w:rFonts w:hint="default" w:ascii="Wingdings" w:hAnsi="Wingdings"/>
-        <w:sz w:val="20"/>
-      </w:rPr>
-    </w:lvl>
-    <w:lvl w:ilvl="7" w:tentative="0">
-      <w:start w:val="1"/>
-      <w:numFmt w:val="bullet"/>
-      <w:lvlText w:val=""/>
-      <w:lvlJc w:val="left"/>
-      <w:pPr>
-        <w:tabs>
-          <w:tab w:val="left" w:pos="5760"/>
-        </w:tabs>
-        <w:ind w:left="5760" w:hanging="360"/>
-      </w:pPr>
-      <w:rPr>
-        <w:rFonts w:hint="default" w:ascii="Wingdings" w:hAnsi="Wingdings"/>
-        <w:sz w:val="20"/>
-      </w:rPr>
-    </w:lvl>
-    <w:lvl w:ilvl="8" w:tentative="0">
-      <w:start w:val="1"/>
-      <w:numFmt w:val="bullet"/>
-      <w:lvlText w:val=""/>
-      <w:lvlJc w:val="left"/>
-      <w:pPr>
-        <w:tabs>
-          <w:tab w:val="left" w:pos="6480"/>
-        </w:tabs>
-        <w:ind w:left="6480" w:hanging="360"/>
-      </w:pPr>
-      <w:rPr>
-        <w:rFonts w:hint="default" w:ascii="Wingdings" w:hAnsi="Wingdings"/>
-        <w:sz w:val="20"/>
-      </w:rPr>
-    </w:lvl>
-  </w:abstractNum>
-  <w:abstractNum w:abstractNumId="3">
+  <w:abstractNum w:abstractNumId="1">
     <w:nsid w:val="722125B7"/>
     <w:multiLevelType w:val="multilevel"/>
     <w:tmpl w:val="722125B7"/>
@@ -1306,16 +1095,25 @@
       </w:rPr>
     </w:lvl>
   </w:abstractNum>
+  <w:abstractNum w:abstractNumId="2">
+    <w:nsid w:val="74DED6C6"/>
+    <w:multiLevelType w:val="singleLevel"/>
+    <w:tmpl w:val="74DED6C6"/>
+    <w:lvl w:ilvl="0" w:tentative="0">
+      <w:start w:val="1"/>
+      <w:numFmt w:val="decimal"/>
+      <w:suff w:val="space"/>
+      <w:lvlText w:val="%1."/>
+      <w:lvlJc w:val="left"/>
+    </w:lvl>
+  </w:abstractNum>
   <w:num w:numId="1">
-    <w:abstractNumId w:val="3"/>
+    <w:abstractNumId w:val="1"/>
   </w:num>
   <w:num w:numId="2">
-    <w:abstractNumId w:val="1"/>
+    <w:abstractNumId w:val="0"/>
   </w:num>
   <w:num w:numId="3">
-    <w:abstractNumId w:val="0"/>
-  </w:num>
-  <w:num w:numId="4">
     <w:abstractNumId w:val="2"/>
   </w:num>
 </w:numbering>
@@ -1332,12 +1130,12 @@
     <w:pPrDefault/>
   </w:docDefaults>
   <w:latentStyles w:count="260" w:defQFormat="0" w:defUnhideWhenUsed="1" w:defSemiHidden="1" w:defUIPriority="99" w:defLockedState="0">
-    <w:lsdException w:unhideWhenUsed="0" w:uiPriority="0" w:semiHidden="0" w:name="Normal"/>
+    <w:lsdException w:qFormat="1" w:unhideWhenUsed="0" w:uiPriority="0" w:semiHidden="0" w:name="Normal"/>
     <w:lsdException w:qFormat="1" w:unhideWhenUsed="0" w:uiPriority="0" w:semiHidden="0" w:name="heading 1"/>
     <w:lsdException w:qFormat="1" w:unhideWhenUsed="0" w:uiPriority="0" w:semiHidden="0" w:name="heading 2"/>
-    <w:lsdException w:unhideWhenUsed="0" w:uiPriority="0" w:semiHidden="0" w:name="heading 3"/>
-    <w:lsdException w:unhideWhenUsed="0" w:uiPriority="0" w:semiHidden="0" w:name="heading 4"/>
-    <w:lsdException w:unhideWhenUsed="0" w:uiPriority="0" w:semiHidden="0" w:name="heading 5"/>
+    <w:lsdException w:qFormat="1" w:unhideWhenUsed="0" w:uiPriority="0" w:semiHidden="0" w:name="heading 3"/>
+    <w:lsdException w:qFormat="1" w:unhideWhenUsed="0" w:uiPriority="0" w:semiHidden="0" w:name="heading 4"/>
+    <w:lsdException w:qFormat="1" w:unhideWhenUsed="0" w:uiPriority="0" w:semiHidden="0" w:name="heading 5"/>
     <w:lsdException w:qFormat="1" w:unhideWhenUsed="0" w:uiPriority="0" w:semiHidden="0" w:name="heading 6"/>
     <w:lsdException w:qFormat="1" w:uiPriority="9" w:name="heading 7"/>
     <w:lsdException w:qFormat="1" w:uiPriority="9" w:name="heading 8"/>
@@ -1364,7 +1162,7 @@
     <w:lsdException w:uiPriority="99" w:name="footnote text"/>
     <w:lsdException w:uiPriority="99" w:name="annotation text"/>
     <w:lsdException w:qFormat="1" w:uiPriority="99" w:semiHidden="0" w:name="header"/>
-    <w:lsdException w:uiPriority="99" w:semiHidden="0" w:name="footer"/>
+    <w:lsdException w:qFormat="1" w:uiPriority="99" w:semiHidden="0" w:name="footer"/>
     <w:lsdException w:uiPriority="99" w:name="index heading"/>
     <w:lsdException w:qFormat="1" w:uiPriority="35" w:name="caption"/>
     <w:lsdException w:uiPriority="99" w:name="table of figures"/>
@@ -1397,7 +1195,7 @@
     <w:lsdException w:qFormat="1" w:unhideWhenUsed="0" w:uiPriority="0" w:semiHidden="0" w:name="Title"/>
     <w:lsdException w:uiPriority="99" w:name="Closing"/>
     <w:lsdException w:uiPriority="99" w:name="Signature"/>
-    <w:lsdException w:uiPriority="1" w:name="Default Paragraph Font"/>
+    <w:lsdException w:qFormat="1" w:uiPriority="1" w:name="Default Paragraph Font"/>
     <w:lsdException w:uiPriority="99" w:name="Body Text"/>
     <w:lsdException w:uiPriority="99" w:name="Body Text Indent"/>
     <w:lsdException w:uiPriority="99" w:name="List Continue"/>
@@ -1417,14 +1215,14 @@
     <w:lsdException w:uiPriority="99" w:name="Body Text Indent 2"/>
     <w:lsdException w:uiPriority="99" w:name="Body Text Indent 3"/>
     <w:lsdException w:uiPriority="99" w:name="Block Text"/>
-    <w:lsdException w:uiPriority="99" w:semiHidden="0" w:name="Hyperlink"/>
+    <w:lsdException w:qFormat="1" w:uiPriority="99" w:semiHidden="0" w:name="Hyperlink"/>
     <w:lsdException w:uiPriority="99" w:name="FollowedHyperlink"/>
     <w:lsdException w:qFormat="1" w:unhideWhenUsed="0" w:uiPriority="22" w:semiHidden="0" w:name="Strong"/>
     <w:lsdException w:qFormat="1" w:unhideWhenUsed="0" w:uiPriority="20" w:semiHidden="0" w:name="Emphasis"/>
     <w:lsdException w:uiPriority="99" w:name="Document Map"/>
     <w:lsdException w:uiPriority="99" w:name="Plain Text"/>
     <w:lsdException w:uiPriority="99" w:name="E-mail Signature"/>
-    <w:lsdException w:uiPriority="99" w:semiHidden="0" w:name="Normal (Web)"/>
+    <w:lsdException w:qFormat="1" w:uiPriority="99" w:semiHidden="0" w:name="Normal (Web)"/>
     <w:lsdException w:uiPriority="99" w:name="HTML Acronym"/>
     <w:lsdException w:uiPriority="99" w:name="HTML Address"/>
     <w:lsdException w:uiPriority="99" w:name="HTML Cite"/>
@@ -1584,6 +1382,7 @@
   </w:latentStyles>
   <w:style w:type="paragraph" w:default="1" w:styleId="1">
     <w:name w:val="Normal"/>
+    <w:qFormat/>
     <w:uiPriority w:val="0"/>
     <w:pPr>
       <w:spacing w:line="276" w:lineRule="auto"/>
@@ -1633,6 +1432,7 @@
     <w:name w:val="heading 3"/>
     <w:basedOn w:val="1"/>
     <w:next w:val="1"/>
+    <w:qFormat/>
     <w:uiPriority w:val="0"/>
     <w:pPr>
       <w:keepNext/>
@@ -1650,6 +1450,7 @@
     <w:name w:val="heading 4"/>
     <w:basedOn w:val="1"/>
     <w:next w:val="1"/>
+    <w:qFormat/>
     <w:uiPriority w:val="0"/>
     <w:pPr>
       <w:keepNext/>
@@ -1667,6 +1468,7 @@
     <w:name w:val="heading 5"/>
     <w:basedOn w:val="1"/>
     <w:next w:val="1"/>
+    <w:qFormat/>
     <w:uiPriority w:val="0"/>
     <w:pPr>
       <w:keepNext/>
@@ -1699,6 +1501,7 @@
     <w:name w:val="Default Paragraph Font"/>
     <w:semiHidden/>
     <w:unhideWhenUsed/>
+    <w:qFormat/>
     <w:uiPriority w:val="1"/>
   </w:style>
   <w:style w:type="table" w:default="1" w:styleId="9">
@@ -1731,6 +1534,7 @@
     <w:basedOn w:val="1"/>
     <w:link w:val="20"/>
     <w:unhideWhenUsed/>
+    <w:qFormat/>
     <w:uiPriority w:val="99"/>
     <w:pPr>
       <w:tabs>
@@ -1759,6 +1563,7 @@
     <w:name w:val="Hyperlink"/>
     <w:basedOn w:val="8"/>
     <w:unhideWhenUsed/>
+    <w:qFormat/>
     <w:uiPriority w:val="99"/>
     <w:rPr>
       <w:color w:val="0000FF" w:themeColor="hyperlink"/>
@@ -1774,6 +1579,7 @@
     <w:name w:val="Normal (Web)"/>
     <w:basedOn w:val="1"/>
     <w:unhideWhenUsed/>
+    <w:qFormat/>
     <w:uiPriority w:val="99"/>
     <w:pPr>
       <w:spacing w:before="100" w:beforeAutospacing="1" w:after="100" w:afterAutospacing="1" w:line="240" w:lineRule="auto"/>
@@ -1842,6 +1648,7 @@
     <w:name w:val="Header Char"/>
     <w:basedOn w:val="8"/>
     <w:link w:val="12"/>
+    <w:qFormat/>
     <w:uiPriority w:val="99"/>
   </w:style>
   <w:style w:type="character" w:customStyle="1" w:styleId="20">
